--- a/_inbox/PDI/03-fullstack-modelagem-dados/atividade-1/7-apresentacao/pdi-fullstack-modelagem-dados-a1.docx
+++ b/_inbox/PDI/03-fullstack-modelagem-dados/atividade-1/7-apresentacao/pdi-fullstack-modelagem-dados-a1.docx
@@ -24,7 +24,7 @@
           <w:b/>
           <w:sz w:val="46"/>
         </w:rPr>
-        <w:t>Queries Complexas e Indexacao no Supabase (PostgreSQL)</w:t>
+        <w:t>Queries Complexas e Indexação no Supabase (PostgreSQL)</w:t>
       </w:r>
     </w:p>
     <w:p>
@@ -36,7 +36,7 @@
           <w:color w:val="6B7A8A"/>
           <w:sz w:val="24"/>
         </w:rPr>
-        <w:t>Documento Tecnico de PDI</w:t>
+        <w:t>Documento Técnico de PDI</w:t>
       </w:r>
     </w:p>
     <w:p>
@@ -64,7 +64,7 @@
           <w:color w:val="495560"/>
           <w:sz w:val="22"/>
         </w:rPr>
-        <w:t>Area: Automacao &amp; Infraestrutura</w:t>
+        <w:t>Área: Automação &amp; Infraestrutura</w:t>
         <w:br/>
       </w:r>
       <w:r>
@@ -102,7 +102,7 @@
     </w:p>
     <w:p>
       <w:r>
-        <w:t>O Supabase que sustenta a operacao SDR IA e a fila mt_jobs sofria com queries sem plano de execucao: JOINs pesados sem indice, leituras sequenciais em tabelas de milhoes de linhas, funcoes com RLS no caminho quente e autovacuum desconfigurado. Resultado: timeouts de webhook, dashboards de 8s ou mais e fila com backlog invisivel.</w:t>
+        <w:t>O Supabase que sustenta a operação SDR IA e a fila mt_jobs sofria com queries sem plano de execução: JOINs pesados sem índice, leituras sequenciais em tabelas de milhões de linhas, funções com RLS no caminho quente e autovacuum desconfigurado. Resultado: timeouts de webhook, dashboards de 8s ou mais e fila com backlog invisível.</w:t>
       </w:r>
     </w:p>
     <w:p>
@@ -113,7 +113,7 @@
         <w:rPr>
           <w:color w:val="8B4513"/>
         </w:rPr>
-        <w:t>2. Diagnostico</w:t>
+        <w:t>2. Diagnóstico</w:t>
       </w:r>
     </w:p>
     <w:tbl>
@@ -186,7 +186,7 @@
           </w:tcPr>
           <w:p>
             <w:r>
-              <w:t>filtro sem indice composto + LEFT JOIN desnecessario</w:t>
+              <w:t>filtro sem índice composto + LEFT JOIN desnecessário</w:t>
             </w:r>
           </w:p>
         </w:tc>
@@ -218,7 +218,7 @@
           </w:tcPr>
           <w:p>
             <w:r>
-              <w:t>FK sem indice + filtro em coluna sem indice</w:t>
+              <w:t>FK sem índice + filtro em coluna sem índice</w:t>
             </w:r>
           </w:p>
         </w:tc>
@@ -240,7 +240,7 @@
           </w:tcPr>
           <w:p>
             <w:r>
-              <w:t>agregacao em 8,4s sobre 12M linhas</w:t>
+              <w:t>agregação em 8,4s sobre 12M linhas</w:t>
             </w:r>
           </w:p>
         </w:tc>
@@ -250,7 +250,7 @@
           </w:tcPr>
           <w:p>
             <w:r>
-              <w:t>count(DISTINCT) + janela sem materializacao</w:t>
+              <w:t>count(DISTINCT) + janela sem materialização</w:t>
             </w:r>
           </w:p>
         </w:tc>
@@ -264,12 +264,12 @@
         <w:rPr>
           <w:color w:val="8B4513"/>
         </w:rPr>
-        <w:t>3. Solucao</w:t>
+        <w:t>3. Solução</w:t>
       </w:r>
     </w:p>
     <w:p>
       <w:r>
-        <w:t>Metodo EXPLAIN ANALYZE como diagnostico, indices certos por padrao de acesso (B-tree composto, GIN, BRIN), particionamento por range com TTL, autovacuum calibrado e RLS com policies simples. Padrao em 1-standards/PERFORMANCE-SUPABASE.md; PoCs adversariais em 2-sql; casos reais em 3-casos.</w:t>
+        <w:t>Método EXPLAIN ANALYZE como diagnóstico, índices certos por padrão de acesso (B-tree composto, GIN, BRIN), particionamento por range com TTL, autovacuum calibrado e RLS com policies simples. Padrão em 1-standards/PERFORMANCE-SUPABASE.md; PoCs adversariais em 2-sql; casos reais em 3-casos.</w:t>
       </w:r>
     </w:p>
     <w:p>
@@ -288,7 +288,7 @@
         <w:pStyle w:val="ListBullet"/>
       </w:pPr>
       <w:r>
-        <w:t>Rodar EXPLAIN (ANALYZE, BUFFERS) e procurar Seq Scan, Nested Loop com re-scan, Sort explicito e spill em temp file.</w:t>
+        <w:t>Rodar EXPLAIN (ANALYZE, BUFFERS) e procurar Seq Scan, Nested Loop com re-scan, Sort explícito e spill em temp file.</w:t>
       </w:r>
     </w:p>
     <w:p>
@@ -296,7 +296,7 @@
         <w:pStyle w:val="ListBullet"/>
       </w:pPr>
       <w:r>
-        <w:t>Criar indice composto na ordem igualdade, range e depois ORDER BY.</w:t>
+        <w:t>Criar índice composto na ordem igualdade, range e depois ORDER BY.</w:t>
       </w:r>
     </w:p>
     <w:p>
@@ -304,7 +304,7 @@
         <w:pStyle w:val="ListBullet"/>
       </w:pPr>
       <w:r>
-        <w:t>GIN para arrays/jsonb, BRIN para series temporais ordenadas por tempo.</w:t>
+        <w:t>GIN para arrays/jsonb, BRIN para séries temporais ordenadas por tempo.</w:t>
       </w:r>
     </w:p>
     <w:p>
@@ -320,7 +320,7 @@
         <w:pStyle w:val="ListBullet"/>
       </w:pPr>
       <w:r>
-        <w:t>Aplicar em producao com CREATE INDEX CONCURRENTLY fora de pico.</w:t>
+        <w:t>Aplicar em produção com CREATE INDEX CONCURRENTLY fora de pico.</w:t>
       </w:r>
     </w:p>
     <w:p>
@@ -361,7 +361,7 @@
           </w:tcPr>
           <w:p>
             <w:r>
-              <w:t>Conteudo</w:t>
+              <w:t>Conteúdo</w:t>
             </w:r>
           </w:p>
         </w:tc>
@@ -383,7 +383,7 @@
           </w:tcPr>
           <w:p>
             <w:r>
-              <w:t>PERFORMANCE-SUPABASE.md (planos, indices, particionamento, autovacuum, RLS)</w:t>
+              <w:t>PERFORMANCE-SUPABASE.md (planos, índices, particionamento, autovacuum, RLS)</w:t>
             </w:r>
           </w:p>
         </w:tc>
@@ -449,7 +449,7 @@
           </w:tcPr>
           <w:p>
             <w:r>
-              <w:t>deck, demo, relatorio HTML/DOCX/PDF</w:t>
+              <w:t>deck, demo, relatório HTML/DOCX/PDF</w:t>
             </w:r>
           </w:p>
         </w:tc>
@@ -463,7 +463,7 @@
         <w:rPr>
           <w:color w:val="8B4513"/>
         </w:rPr>
-        <w:t>6. Metricas de sucesso</w:t>
+        <w:t>6. Métricas de sucesso</w:t>
       </w:r>
     </w:p>
     <w:tbl>
@@ -484,7 +484,7 @@
           </w:tcPr>
           <w:p>
             <w:r>
-              <w:t>Metrica</w:t>
+              <w:t>Métrica</w:t>
             </w:r>
           </w:p>
         </w:tc>
@@ -622,7 +622,7 @@
           </w:tcPr>
           <w:p>
             <w:r>
-              <w:t>nao monitorado</w:t>
+              <w:t>não monitorado</w:t>
             </w:r>
           </w:p>
         </w:tc>
@@ -678,7 +678,7 @@
         <w:rPr>
           <w:color w:val="8B4513"/>
         </w:rPr>
-        <w:t>7. Decisoes e tradeoffs</w:t>
+        <w:t>7. Decisões e tradeoffs</w:t>
       </w:r>
     </w:p>
     <w:p>
@@ -686,7 +686,7 @@
         <w:pStyle w:val="ListBullet"/>
       </w:pPr>
       <w:r>
-        <w:t>Nenhuma query sem EXPLAIN (ANALYZE, BUFFERS): exige disciplina de revisao e staging com volumetria representativa.</w:t>
+        <w:t>Nenhuma query sem EXPLAIN (ANALYZE, BUFFERS): exige disciplina de revisão e staging com volumetria representativa.</w:t>
       </w:r>
     </w:p>
     <w:p>
@@ -694,7 +694,7 @@
         <w:pStyle w:val="ListBullet"/>
       </w:pPr>
       <w:r>
-        <w:t>Indice composto igualdade, range e depois ORDER BY: escrita paga um pouco mais por indice; aceito pela leitura do worker a cada 15s.</w:t>
+        <w:t>Índice composto igualdade, range e depois ORDER BY: escrita paga um pouco mais por índice; aceito pela leitura do worker a cada 15s.</w:t>
       </w:r>
     </w:p>
     <w:p>
@@ -702,7 +702,7 @@
         <w:pStyle w:val="ListBullet"/>
       </w:pPr>
       <w:r>
-        <w:t>BRIN 10x menor que B-tree em created_at: so vale se a ordem fisica acompanha o tempo.</w:t>
+        <w:t>BRIN 10x menor que B-tree em created_at: só vale se a ordem física acompanha o tempo.</w:t>
       </w:r>
     </w:p>
     <w:p>
@@ -710,7 +710,7 @@
         <w:pStyle w:val="ListBullet"/>
       </w:pPr>
       <w:r>
-        <w:t>Particionamento com TTL: exige job de manutencao; sem ele a tabela cresce sem limite.</w:t>
+        <w:t>Particionamento com TTL: exige job de manutenção; sem ele a tabela cresce sem limite.</w:t>
       </w:r>
     </w:p>
     <w:p>
@@ -718,7 +718,7 @@
         <w:pStyle w:val="ListBullet"/>
       </w:pPr>
       <w:r>
-        <w:t>CREATE INDEX CONCURRENTLY fora de pico: criacao mais lenta e fora de transacao; janela de deploy precisa prever.</w:t>
+        <w:t>CREATE INDEX CONCURRENTLY fora de pico: criação mais lenta e fora de transação; janela de deploy precisa prever.</w:t>
       </w:r>
     </w:p>
     <w:p>
@@ -729,12 +729,12 @@
         <w:rPr>
           <w:color w:val="8B4513"/>
         </w:rPr>
-        <w:t>8. Impacto no negocio</w:t>
+        <w:t>8. Impacto no negócio</w:t>
       </w:r>
     </w:p>
     <w:p>
       <w:r>
-        <w:t>Com os indices e o metodo EXPLAIN, o pick fica abaixo de 10ms, o sync abaixo de 250ms e o dashboard abaixo de 1,5s, zerando timeouts e devolvendo visibilidade da fila sem trocar de banco.</w:t>
+        <w:t>Com os índices e o método EXPLAIN, o pick fica abaixo de 10ms, o sync abaixo de 250ms e o dashboard abaixo de 1,5s, zerando timeouts e devolvendo visibilidade da fila sem trocar de banco.</w:t>
       </w:r>
     </w:p>
     <w:p>
@@ -745,7 +745,7 @@
         <w:rPr>
           <w:color w:val="8B4513"/>
         </w:rPr>
-        <w:t>9. Referencias de estudo</w:t>
+        <w:t>9. Referências de estudo</w:t>
       </w:r>
     </w:p>
     <w:p>
@@ -761,7 +761,7 @@
         <w:pStyle w:val="ListBullet"/>
       </w:pPr>
       <w:r>
-        <w:t>Video: Postgres Performance (Supabase, YouTube)</w:t>
+        <w:t>Vídeo: Postgres Performance (Supabase, YouTube)</w:t>
       </w:r>
     </w:p>
     <w:p>
@@ -793,7 +793,7 @@
     </w:p>
     <w:p>
       <w:r>
-        <w:t>Desenvolvido e em homologacao. Nenhum indice foi aplicado em producao nesta etapa, apenas documentado e provado. Proximos passos: rodar 06-planos-antes-depois.md no staging, aplicar indices com CONCURRENTLY, configurar job de particionamento e validar RLS.</w:t>
+        <w:t>Desenvolvido e em homologação. Nenhum índice foi aplicado em produção nesta etapa, apenas documentado e provado. Próximos passos: rodar 06-planos-antes-depois.md no staging, aplicar índices com CONCURRENTLY, configurar job de particionamento e validar RLS.</w:t>
       </w:r>
     </w:p>
     <w:sectPr>
